--- a/Crucifixion.docx
+++ b/Crucifixion.docx
@@ -1085,7 +1085,7 @@
           <w:sz w:val="22"/>
           <w:szCs w:val="22"/>
         </w:rPr>
-        <w:t xml:space="preserve">Both dates land on the CJC's mid-point position, extending the same pattern found at Qarqar and the crucifixion into the apostolic era — continuing the continuum both scripturally (through Acts) and secularly (through Josephus and the Delphi inscription) beyond the crucifixion week itself.</w:t>
+        <w:t xml:space="preserve">Both dates are independently and externally verified, exactly as described above. Their specific CJC position carries no evidentiary weight beyond that — unlike the crucifixion, neither date was the subject of any advance prophecy specifying where it should fall, so a shared position after the fact is not treated as confirmation of anything here.</w:t>
       </w:r>
     </w:p>
     <w:p>
